--- a/2026-Q3/Devotionals/NewBeginnings-v4.docx
+++ b/2026-Q3/Devotionals/NewBeginnings-v4.docx
@@ -15,7 +15,27 @@
           <w:sz w:val="44"/>
           <w:szCs w:val="44"/>
         </w:rPr>
-        <w:t xml:space="preserve">FINALITY </w:t>
+        <w:t>FINALITY</w:t>
+      </w:r>
+      <w:r>
+        <w:rPr>
+          <w:b/>
+          <w:bCs/>
+          <w:color w:val="7A4A1D"/>
+          <w:sz w:val="44"/>
+          <w:szCs w:val="44"/>
+        </w:rPr>
+        <w:t>?</w:t>
+      </w:r>
+      <w:r>
+        <w:rPr>
+          <w:b/>
+          <w:bCs/>
+          <w:color w:val="7A4A1D"/>
+          <w:sz w:val="44"/>
+          <w:szCs w:val="44"/>
+        </w:rPr>
+        <w:t xml:space="preserve"> </w:t>
       </w:r>
       <w:r>
         <w:rPr>
@@ -209,13 +229,7 @@
         <w:rPr>
           <w:highlight w:val="yellow"/>
         </w:rPr>
-        <w:t>Y</w:t>
-      </w:r>
-      <w:r>
-        <w:rPr>
-          <w:highlight w:val="yellow"/>
-        </w:rPr>
-        <w:t xml:space="preserve">ou </w:t>
+        <w:t xml:space="preserve">You </w:t>
       </w:r>
       <w:proofErr w:type="gramStart"/>
       <w:r>
@@ -1494,8 +1508,19 @@
           <w:color w:val="6B6B6B"/>
           <w:sz w:val="22"/>
           <w:szCs w:val="22"/>
-        </w:rPr>
-        <w:t>“Planted in the house of the LORD” · Psalm 92:13 · 30 minutes</w:t>
+          <w:highlight w:val="yellow"/>
+        </w:rPr>
+        <w:t>“Planted in the house of the LORD” · Psalm 92:13</w:t>
+      </w:r>
+      <w:r>
+        <w:rPr>
+          <w:i/>
+          <w:iCs/>
+          <w:color w:val="6B6B6B"/>
+          <w:sz w:val="22"/>
+          <w:szCs w:val="22"/>
+        </w:rPr>
+        <w:t xml:space="preserve"> · 30 minutes</w:t>
       </w:r>
     </w:p>
     <w:tbl>
@@ -2431,7 +2456,47 @@
           <w:szCs w:val="28"/>
         </w:rPr>
         <w:lastRenderedPageBreak/>
-        <w:t>Milestone 1 — God carries what He plants</w:t>
+        <w:t xml:space="preserve">Milestone 1 — </w:t>
+      </w:r>
+      <w:r>
+        <w:rPr>
+          <w:b/>
+          <w:bCs/>
+          <w:color w:val="3E5C4A"/>
+          <w:sz w:val="28"/>
+          <w:szCs w:val="28"/>
+        </w:rPr>
+        <w:t>“</w:t>
+      </w:r>
+      <w:r>
+        <w:rPr>
+          <w:b/>
+          <w:bCs/>
+          <w:color w:val="3E5C4A"/>
+          <w:sz w:val="28"/>
+          <w:szCs w:val="28"/>
+        </w:rPr>
+        <w:t xml:space="preserve">Consider how </w:t>
+      </w:r>
+      <w:r>
+        <w:rPr>
+          <w:b/>
+          <w:bCs/>
+          <w:color w:val="3E5C4A"/>
+          <w:sz w:val="28"/>
+          <w:szCs w:val="28"/>
+        </w:rPr>
+        <w:t>God carries what He plants</w:t>
+      </w:r>
+      <w:r>
+        <w:rPr>
+          <w:b/>
+          <w:bCs/>
+          <w:color w:val="3E5C4A"/>
+          <w:sz w:val="28"/>
+          <w:szCs w:val="28"/>
+        </w:rPr>
+        <w:t>”</w:t>
       </w:r>
     </w:p>
     <w:p>
@@ -3388,7 +3453,37 @@
           <w:sz w:val="28"/>
           <w:szCs w:val="28"/>
         </w:rPr>
-        <w:t>Milestone 2 — Sarah laughed, and God kept His promise anyway</w:t>
+        <w:t xml:space="preserve">Milestone 2 — </w:t>
+      </w:r>
+      <w:r>
+        <w:rPr>
+          <w:b/>
+          <w:bCs/>
+          <w:color w:val="3E5C4A"/>
+          <w:sz w:val="28"/>
+          <w:szCs w:val="28"/>
+        </w:rPr>
+        <w:t xml:space="preserve">“Consider when </w:t>
+      </w:r>
+      <w:r>
+        <w:rPr>
+          <w:b/>
+          <w:bCs/>
+          <w:color w:val="3E5C4A"/>
+          <w:sz w:val="28"/>
+          <w:szCs w:val="28"/>
+        </w:rPr>
+        <w:t>Sarah laughed, and God kept His promise anyway</w:t>
+      </w:r>
+      <w:r>
+        <w:rPr>
+          <w:b/>
+          <w:bCs/>
+          <w:color w:val="3E5C4A"/>
+          <w:sz w:val="28"/>
+          <w:szCs w:val="28"/>
+        </w:rPr>
+        <w:t>”</w:t>
       </w:r>
     </w:p>
     <w:p>
@@ -3549,7 +3644,27 @@
         <w:rPr>
           <w:highlight w:val="yellow"/>
         </w:rPr>
-        <w:t>“Sarah your wife shall have a son.”</w:t>
+        <w:t>“</w:t>
+      </w:r>
+      <w:proofErr w:type="spellStart"/>
+      <w:r>
+        <w:rPr>
+          <w:highlight w:val="yellow"/>
+        </w:rPr>
+        <w:t>ct</w:t>
+      </w:r>
+      <w:r>
+        <w:rPr>
+          <w:highlight w:val="yellow"/>
+        </w:rPr>
+        <w:t>Sarah</w:t>
+      </w:r>
+      <w:proofErr w:type="spellEnd"/>
+      <w:r>
+        <w:rPr>
+          <w:highlight w:val="yellow"/>
+        </w:rPr>
+        <w:t xml:space="preserve"> your wife shall have a son.”</w:t>
       </w:r>
       <w:r>
         <w:t xml:space="preserve"> Sarah is just inside the tent flap, listening. </w:t>
@@ -3632,6 +3747,7 @@
           <w:bCs/>
           <w:sz w:val="28"/>
           <w:szCs w:val="28"/>
+          <w:highlight w:val="yellow"/>
         </w:rPr>
         <w:t>Payoff:</w:t>
       </w:r>
@@ -3639,6 +3755,7 @@
         <w:rPr>
           <w:sz w:val="28"/>
           <w:szCs w:val="28"/>
+          <w:highlight w:val="yellow"/>
         </w:rPr>
         <w:t xml:space="preserve"> Genesis 21. The boy is born, and Sarah names him </w:t>
       </w:r>
@@ -3648,6 +3765,7 @@
           <w:iCs/>
           <w:sz w:val="28"/>
           <w:szCs w:val="28"/>
+          <w:highlight w:val="yellow"/>
         </w:rPr>
         <w:t>Isaac</w:t>
       </w:r>
@@ -3655,6 +3773,7 @@
         <w:rPr>
           <w:sz w:val="28"/>
           <w:szCs w:val="28"/>
+          <w:highlight w:val="yellow"/>
         </w:rPr>
         <w:t xml:space="preserve"> — “laughter.” </w:t>
       </w:r>
@@ -3664,6 +3783,7 @@
           <w:iCs/>
           <w:sz w:val="28"/>
           <w:szCs w:val="28"/>
+          <w:highlight w:val="yellow"/>
         </w:rPr>
         <w:t>“God has made me laugh, and all who hear will laugh with me.”</w:t>
       </w:r>
@@ -3671,6 +3791,7 @@
         <w:rPr>
           <w:sz w:val="28"/>
           <w:szCs w:val="28"/>
+          <w:highlight w:val="yellow"/>
         </w:rPr>
         <w:t xml:space="preserve"> Same woman, same tent, one year apart — the laugh of doubt became the laugh of joy.</w:t>
       </w:r>
@@ -3938,17 +4059,7 @@
                 <w:sz w:val="26"/>
                 <w:szCs w:val="26"/>
               </w:rPr>
-              <w:t>Our inherited</w:t>
-            </w:r>
-            <w:r>
-              <w:rPr>
-                <w:b/>
-                <w:bCs/>
-                <w:color w:val="3E5C4A"/>
-                <w:sz w:val="26"/>
-                <w:szCs w:val="26"/>
-              </w:rPr>
-              <w:t xml:space="preserve"> covenant promise was made to a couple in their nineties.</w:t>
+              <w:t>Our inherited covenant promise was made to a couple in their nineties.</w:t>
             </w:r>
           </w:p>
         </w:tc>
@@ -4006,7 +4117,19 @@
         <w:rPr>
           <w:highlight w:val="yellow"/>
         </w:rPr>
-        <w:t xml:space="preserve">“The world says gray hair is something to hide. God says it is a crown — </w:t>
+        <w:t>“</w:t>
+      </w:r>
+      <w:r>
+        <w:rPr>
+          <w:highlight w:val="yellow"/>
+        </w:rPr>
+        <w:t>Consider that t</w:t>
+      </w:r>
+      <w:r>
+        <w:rPr>
+          <w:highlight w:val="yellow"/>
+        </w:rPr>
+        <w:t xml:space="preserve">he world says gray hair is something to hide. God says it is a crown — </w:t>
       </w:r>
       <w:r>
         <w:rPr>
@@ -4331,7 +4454,13 @@
         <w:t xml:space="preserve">Joshua 14… </w:t>
       </w:r>
       <w:r>
-        <w:t xml:space="preserve">Forty-five years earlier, Caleb was one of the twelve spies — one of the only two who came back saying, “We are well able” (Numbers 13:30). God promised him the very ground his feet had walked. Then forty years in the wilderness for other people’s unbelief, and five more years of war. </w:t>
+        <w:rPr>
+          <w:u w:val="single"/>
+        </w:rPr>
+        <w:t>Forty-five years earlier</w:t>
+      </w:r>
+      <w:r>
+        <w:t xml:space="preserve">, Caleb was one of the twelve spies — one of the only two who came back saying, “We are well able” (Numbers 13:30). God promised him the very ground his feet had walked. Then forty years in the wilderness for other people’s unbelief, and five more years of war. </w:t>
       </w:r>
     </w:p>
     <w:p>
@@ -4346,13 +4475,28 @@
         <w:t>Turn:</w:t>
       </w:r>
       <w:r>
-        <w:t xml:space="preserve"> now </w:t>
-      </w:r>
-      <w:r>
+        <w:t xml:space="preserve"> </w:t>
+      </w:r>
+      <w:r>
+        <w:rPr>
+          <w:u w:val="single"/>
+        </w:rPr>
+        <w:t xml:space="preserve">now </w:t>
+      </w:r>
+      <w:r>
+        <w:rPr>
+          <w:u w:val="single"/>
+        </w:rPr>
         <w:t>Caleb</w:t>
       </w:r>
       <w:r>
-        <w:t xml:space="preserve"> is eighty-five, standing in front of Joshua at Gilgal while the land is being divided. He does not ask for a pension. He does not ask for the flat, easy ground. </w:t>
+        <w:rPr>
+          <w:u w:val="single"/>
+        </w:rPr>
+        <w:t xml:space="preserve"> is eighty-five</w:t>
+      </w:r>
+      <w:r>
+        <w:t xml:space="preserve">, standing in front of Joshua at Gilgal while the land is being divided. He does not ask for a pension. He does not ask for the flat, easy ground. </w:t>
       </w:r>
       <w:r>
         <w:rPr>
@@ -4593,7 +4737,19 @@
         <w:rPr>
           <w:highlight w:val="yellow"/>
         </w:rPr>
-        <w:t xml:space="preserve">“In Scripture, a woman’s greatest influence often comes </w:t>
+        <w:t>“</w:t>
+      </w:r>
+      <w:r>
+        <w:rPr>
+          <w:highlight w:val="yellow"/>
+        </w:rPr>
+        <w:t>Consider that, i</w:t>
+      </w:r>
+      <w:r>
+        <w:rPr>
+          <w:highlight w:val="yellow"/>
+        </w:rPr>
+        <w:t xml:space="preserve">n Scripture, a woman’s greatest influence often comes </w:t>
       </w:r>
       <w:r>
         <w:rPr>
@@ -4639,6 +4795,9 @@
       <w:pPr>
         <w:keepNext/>
         <w:spacing w:before="200" w:after="60"/>
+        <w:rPr>
+          <w:u w:val="single"/>
+        </w:rPr>
       </w:pPr>
       <w:r>
         <w:rPr>
@@ -4648,6 +4807,7 @@
           <w:spacing w:val="20"/>
           <w:sz w:val="19"/>
           <w:szCs w:val="19"/>
+          <w:u w:val="single"/>
         </w:rPr>
         <w:t>READ — LUKE 2:36–38</w:t>
       </w:r>
@@ -4910,13 +5070,7 @@
         <w:rPr>
           <w:highlight w:val="yellow"/>
         </w:rPr>
-        <w:t xml:space="preserve">… </w:t>
-      </w:r>
-      <w:r>
-        <w:rPr>
-          <w:highlight w:val="yellow"/>
-        </w:rPr>
-        <w:t xml:space="preserve">She came home to Bethlehem saying, </w:t>
+        <w:t xml:space="preserve">… She came home to Bethlehem saying, </w:t>
       </w:r>
       <w:r>
         <w:rPr>
@@ -6519,8 +6673,6 @@
       <w:pPr>
         <w:keepNext/>
         <w:spacing w:before="200" w:after="60"/>
-      </w:pPr>
-      <w:r>
         <w:rPr>
           <w:b/>
           <w:bCs/>
@@ -6529,11 +6681,85 @@
           <w:sz w:val="19"/>
           <w:szCs w:val="19"/>
         </w:rPr>
+      </w:pPr>
+      <w:r>
+        <w:rPr>
+          <w:b/>
+          <w:bCs/>
+          <w:color w:val="7A4A1D"/>
+          <w:spacing w:val="20"/>
+          <w:sz w:val="19"/>
+          <w:szCs w:val="19"/>
+        </w:rPr>
         <w:t>TELL — PAUL IN CHAINS (PHILIPPIANS 1:21–25)</w:t>
       </w:r>
     </w:p>
     <w:p>
       <w:pPr>
+        <w:pStyle w:val="NormalWeb"/>
+        <w:spacing w:before="0" w:beforeAutospacing="0" w:after="0" w:afterAutospacing="0"/>
+        <w:rPr>
+          <w:rFonts w:ascii="Cambria" w:eastAsia="Cambria" w:hAnsi="Cambria" w:cs="Cambria"/>
+          <w:i/>
+          <w:iCs/>
+          <w:color w:val="1F2A37"/>
+        </w:rPr>
+      </w:pPr>
+      <w:r>
+        <w:rPr>
+          <w:rFonts w:ascii="Cambria" w:eastAsia="Cambria" w:hAnsi="Cambria" w:cs="Cambria"/>
+          <w:i/>
+          <w:iCs/>
+          <w:color w:val="1F2A37"/>
+        </w:rPr>
+        <w:t>21 For to me, to live is Christ, and to die is gain. 22 But if I live on in the flesh, this will mean fruit from my labor; yet what I shall choose I cannot tell. 23 For I am hard-pressed between the two, having a desire to depart and be with Christ, which is far better. 24 Nevertheless to remain in the flesh is more needful for you. 25 And being confident of this, I know that I shall remain and continue with you all for your progress and joy of faith,</w:t>
+      </w:r>
+      <w:r>
+        <w:rPr>
+          <w:rFonts w:ascii="Helvetica Neue" w:hAnsi="Helvetica Neue"/>
+          <w:color w:val="000000"/>
+        </w:rPr>
+        <w:t xml:space="preserve"> </w:t>
+      </w:r>
+      <w:r>
+        <w:rPr>
+          <w:rFonts w:ascii="Cambria" w:eastAsia="Cambria" w:hAnsi="Cambria" w:cs="Cambria"/>
+          <w:i/>
+          <w:iCs/>
+          <w:color w:val="1F2A37"/>
+        </w:rPr>
+        <w:t xml:space="preserve">26 </w:t>
+      </w:r>
+      <w:r>
+        <w:rPr>
+          <w:rFonts w:ascii="Cambria" w:eastAsia="Cambria" w:hAnsi="Cambria" w:cs="Cambria"/>
+          <w:i/>
+          <w:iCs/>
+          <w:color w:val="1F2A37"/>
+        </w:rPr>
+        <w:t>that your rejoicing for me may be more abundant in Jesus Christ by my coming to you again.</w:t>
+      </w:r>
+    </w:p>
+    <w:p>
+      <w:pPr>
+        <w:pStyle w:val="NormalWeb"/>
+        <w:spacing w:before="0" w:beforeAutospacing="0" w:after="0" w:afterAutospacing="0"/>
+        <w:rPr>
+          <w:rFonts w:ascii="Cambria" w:eastAsia="Cambria" w:hAnsi="Cambria" w:cs="Cambria"/>
+          <w:i/>
+          <w:iCs/>
+          <w:color w:val="1F2A37"/>
+        </w:rPr>
+      </w:pPr>
+    </w:p>
+    <w:p>
+      <w:pPr>
+        <w:keepNext/>
+        <w:spacing w:before="200" w:after="60"/>
+      </w:pPr>
+    </w:p>
+    <w:p>
+      <w:pPr>
         <w:spacing w:after="140" w:line="300" w:lineRule="auto"/>
       </w:pPr>
       <w:r>
@@ -6607,7 +6833,6 @@
           <w:szCs w:val="28"/>
           <w:highlight w:val="yellow"/>
         </w:rPr>
-        <w:lastRenderedPageBreak/>
         <w:t>Payoff:</w:t>
       </w:r>
       <w:r>
@@ -6958,7 +7183,19 @@
         <w:rPr>
           <w:highlight w:val="yellow"/>
         </w:rPr>
-        <w:t>“Titus 2 gives the older women a job. They were not to be spectators.”</w:t>
+        <w:t>“</w:t>
+      </w:r>
+      <w:r>
+        <w:rPr>
+          <w:highlight w:val="yellow"/>
+        </w:rPr>
+        <w:t xml:space="preserve">Consider that </w:t>
+      </w:r>
+      <w:r>
+        <w:rPr>
+          <w:highlight w:val="yellow"/>
+        </w:rPr>
+        <w:t>Titus 2 gives the older women a job. They were not to be spectators.”</w:t>
       </w:r>
     </w:p>
     <w:p>
@@ -7141,6 +7378,7 @@
           <w:bCs/>
           <w:highlight w:val="yellow"/>
         </w:rPr>
+        <w:lastRenderedPageBreak/>
         <w:t>It is a list of the ordinary.</w:t>
       </w:r>
       <w:r>
@@ -7200,7 +7438,6 @@
           <w:sz w:val="19"/>
           <w:szCs w:val="19"/>
         </w:rPr>
-        <w:lastRenderedPageBreak/>
         <w:t>TELL — NAOMI AND RUTH (RUTH 2–3)</w:t>
       </w:r>
     </w:p>
@@ -7579,6 +7816,7 @@
           <w:sz w:val="28"/>
           <w:szCs w:val="28"/>
         </w:rPr>
+        <w:lastRenderedPageBreak/>
         <w:t>Milestone 2 — Encouraging: be a Barnabas</w:t>
       </w:r>
     </w:p>
@@ -7609,7 +7847,19 @@
         <w:rPr>
           <w:highlight w:val="yellow"/>
         </w:rPr>
-        <w:t>“Encouraging one another to remain faithful and not give up is beautiful work. Remember — the Christian life is like an airplane: when you stop, you drop.”</w:t>
+        <w:t>“</w:t>
+      </w:r>
+      <w:r>
+        <w:rPr>
+          <w:highlight w:val="yellow"/>
+        </w:rPr>
+        <w:t>Consider that e</w:t>
+      </w:r>
+      <w:r>
+        <w:rPr>
+          <w:highlight w:val="yellow"/>
+        </w:rPr>
+        <w:t>ncouraging one another to remain faithful and not give up is beautiful work. Remember — the Christian life is like an airplane: when you stop, you drop.”</w:t>
       </w:r>
     </w:p>
     <w:p>
@@ -7630,7 +7880,6 @@
           <w:szCs w:val="19"/>
           <w:u w:val="single"/>
         </w:rPr>
-        <w:lastRenderedPageBreak/>
         <w:t>READ — HEBREWS 10:23–25</w:t>
       </w:r>
     </w:p>
@@ -8059,13 +8308,17 @@
       <w:r>
         <w:t xml:space="preserve">, says: “Sometimes we </w:t>
       </w:r>
-      <w:proofErr w:type="gramStart"/>
-      <w:r>
-        <w:t>have to</w:t>
-      </w:r>
-      <w:proofErr w:type="gramEnd"/>
-      <w:r>
-        <w:t xml:space="preserve"> look for different ways to do things. I don’t always have time to cook a meal for someone at a moment’s notice — BUT I have learned how to can, and now I can take someone my </w:t>
+      <w:r>
+        <w:t>must</w:t>
+      </w:r>
+      <w:r>
+        <w:t xml:space="preserve"> look for different ways to do things. I don’t always have time to cook a meal for someone at a moment’s notice — BUT I have learned how to can</w:t>
+      </w:r>
+      <w:r>
+        <w:t xml:space="preserve"> vegetables and stew</w:t>
+      </w:r>
+      <w:r>
+        <w:t xml:space="preserve">, and now I can take someone my </w:t>
       </w:r>
       <w:r>
         <w:rPr>
@@ -8074,7 +8327,7 @@
         <w:t>‘Blessing Stew’</w:t>
       </w:r>
       <w:r>
-        <w:t xml:space="preserve"> when they need a meal. Instead of saying ‘I can’t do that,’ I find a way to do it in ways that bring joy to your heart in serving.” Many sisters in Oklahoma stop by the store or pick up a treat to deliver — in need, or just because. </w:t>
+        <w:t xml:space="preserve"> when they need a meal. Instead of saying ‘I can’t do that,’ I find a way to do it in ways that bring joy to your heart in serving.” </w:t>
       </w:r>
       <w:r>
         <w:rPr>
@@ -8088,7 +8341,19 @@
         <w:spacing w:after="140" w:line="300" w:lineRule="auto"/>
       </w:pPr>
       <w:r>
-        <w:t>Say two or three of these, and hand out the rest: adopt a missionary and send a card every week · be a pen-pal to a child — children still love real mail (John 17:3) · sit with folks at the hospital · sing, sew, or bake together · tell someone the impact they have had on your life · open your home without grumbling.</w:t>
+        <w:t>Likewise, what ‘Blessing Stew’ can we provide:</w:t>
+      </w:r>
+    </w:p>
+    <w:p>
+      <w:pPr>
+        <w:spacing w:after="140" w:line="300" w:lineRule="auto"/>
+        <w:ind w:left="720"/>
+      </w:pPr>
+      <w:r>
+        <w:t>A</w:t>
+      </w:r>
+      <w:r>
+        <w:t>dopt a missionary and send a card every week · be a pen-pal to a child — children still love real mail (John 17:3) · sit with folks at the hospital · sing, sew, or bake together · tell someone the impact they have had on your life · open your home without grumbling.</w:t>
       </w:r>
     </w:p>
     <w:p>
@@ -8105,6 +8370,7 @@
           <w:sz w:val="19"/>
           <w:szCs w:val="19"/>
         </w:rPr>
+        <w:lastRenderedPageBreak/>
         <w:t>LAND</w:t>
       </w:r>
     </w:p>
@@ -8186,7 +8452,6 @@
           <w:sz w:val="28"/>
           <w:szCs w:val="28"/>
         </w:rPr>
-        <w:lastRenderedPageBreak/>
         <w:t>Milestone 3 — Prayer: the knock at Mary’s gate</w:t>
       </w:r>
     </w:p>
@@ -8217,7 +8482,19 @@
         <w:rPr>
           <w:highlight w:val="yellow"/>
         </w:rPr>
-        <w:t>“Some of us can’t travel or serve the way we used to. But we ALL can pray. Prayer is kingdom work.”</w:t>
+        <w:t>“</w:t>
+      </w:r>
+      <w:r>
+        <w:rPr>
+          <w:highlight w:val="yellow"/>
+        </w:rPr>
+        <w:t>Consider that s</w:t>
+      </w:r>
+      <w:r>
+        <w:rPr>
+          <w:highlight w:val="yellow"/>
+        </w:rPr>
+        <w:t>ome of us can’t travel or serve the way we used to. But we ALL can pray. Prayer is kingdom work.”</w:t>
       </w:r>
     </w:p>
     <w:p>
@@ -8270,18 +8547,40 @@
           <w:i/>
           <w:iCs/>
         </w:rPr>
-        <w:t>“Epaphras, who is one of you, a bondservant of Christ, greets you, always laboring fervently for you in prayers, that you may stand perfect and complete in all the will of God.”</w:t>
-      </w:r>
-    </w:p>
-    <w:p>
-      <w:pPr>
-        <w:spacing w:after="140" w:line="300" w:lineRule="auto"/>
-      </w:pPr>
-      <w:r>
-        <w:rPr>
-          <w:highlight w:val="yellow"/>
-        </w:rPr>
-        <w:t xml:space="preserve">“Laboring” — the NET Bible says </w:t>
+        <w:t xml:space="preserve">“Epaphras, who is one of you, a bondservant of Christ, greets you, </w:t>
+      </w:r>
+      <w:r>
+        <w:rPr>
+          <w:b/>
+          <w:bCs/>
+          <w:i/>
+          <w:iCs/>
+        </w:rPr>
+        <w:t>always laboring fervently for you in prayers</w:t>
+      </w:r>
+      <w:r>
+        <w:rPr>
+          <w:i/>
+          <w:iCs/>
+        </w:rPr>
+        <w:t>, that you may stand perfect and complete in all the will of God.”</w:t>
+      </w:r>
+    </w:p>
+    <w:p>
+      <w:pPr>
+        <w:spacing w:after="140" w:line="300" w:lineRule="auto"/>
+      </w:pPr>
+      <w:r>
+        <w:rPr>
+          <w:highlight w:val="yellow"/>
+        </w:rPr>
+        <w:t>“Laboring” —</w:t>
+      </w:r>
+      <w:r>
+        <w:rPr>
+          <w:highlight w:val="yellow"/>
+        </w:rPr>
+        <w:t xml:space="preserve"> </w:t>
       </w:r>
       <w:r>
         <w:rPr>
@@ -8350,7 +8649,25 @@
         <w:t>Scene:</w:t>
       </w:r>
       <w:r>
-        <w:t xml:space="preserve"> Herod has just killed James, and now he has Peter in prison — four squads of soldiers, execution scheduled for after Passover. </w:t>
+        <w:t xml:space="preserve"> </w:t>
+      </w:r>
+      <w:r>
+        <w:rPr>
+          <w:u w:val="single"/>
+        </w:rPr>
+        <w:t>Herod has just killed James</w:t>
+      </w:r>
+      <w:r>
+        <w:t xml:space="preserve">, and now he has </w:t>
+      </w:r>
+      <w:r>
+        <w:rPr>
+          <w:u w:val="single"/>
+        </w:rPr>
+        <w:t>Peter in prison</w:t>
+      </w:r>
+      <w:r>
+        <w:t xml:space="preserve"> — four squads of soldiers, execution scheduled for after Passover. </w:t>
       </w:r>
       <w:r>
         <w:rPr>
@@ -8438,148 +8755,24 @@
     <w:p>
       <w:pPr>
         <w:spacing w:after="140" w:line="300" w:lineRule="auto"/>
-        <w:rPr>
-          <w:b/>
-          <w:bCs/>
-        </w:rPr>
-      </w:pPr>
-      <w:r>
-        <w:rPr>
-          <w:b/>
-          <w:bCs/>
-        </w:rPr>
-        <w:t xml:space="preserve">Two pictures and a request. </w:t>
-      </w:r>
-    </w:p>
-    <w:p>
-      <w:pPr>
-        <w:spacing w:after="140" w:line="300" w:lineRule="auto"/>
-      </w:pPr>
-      <w:r>
-        <w:rPr>
-          <w:u w:val="single"/>
-        </w:rPr>
-        <w:t>Acts 21:5</w:t>
-      </w:r>
-      <w:r>
-        <w:t xml:space="preserve"> — </w:t>
-      </w:r>
-      <w:r>
-        <w:rPr>
-          <w:highlight w:val="yellow"/>
-        </w:rPr>
-        <w:t xml:space="preserve">a whole church, </w:t>
-      </w:r>
-      <w:r>
-        <w:rPr>
-          <w:i/>
-          <w:iCs/>
-          <w:highlight w:val="yellow"/>
-        </w:rPr>
-        <w:t>“with wives and children,”</w:t>
-      </w:r>
-      <w:r>
-        <w:t xml:space="preserve"> walking Paul out of the city and </w:t>
-      </w:r>
-      <w:r>
-        <w:rPr>
-          <w:i/>
-          <w:iCs/>
-          <w:highlight w:val="yellow"/>
-        </w:rPr>
-        <w:t>kneeling on the shore</w:t>
-      </w:r>
-      <w:r>
-        <w:rPr>
-          <w:highlight w:val="yellow"/>
-        </w:rPr>
-        <w:t xml:space="preserve"> to pray</w:t>
-      </w:r>
-      <w:r>
-        <w:t>. Anna — “prayers night and day.” And</w:t>
-      </w:r>
-      <w:r>
-        <w:t>,</w:t>
-      </w:r>
-      <w:r>
-        <w:t xml:space="preserve"> </w:t>
-      </w:r>
-    </w:p>
-    <w:p>
-      <w:pPr>
-        <w:spacing w:after="140" w:line="300" w:lineRule="auto"/>
-      </w:pPr>
-      <w:r>
-        <w:rPr>
-          <w:u w:val="single"/>
-        </w:rPr>
-        <w:t>Romans 15:30</w:t>
-      </w:r>
-      <w:r>
-        <w:t xml:space="preserve"> — </w:t>
-      </w:r>
-      <w:r>
-        <w:rPr>
-          <w:highlight w:val="yellow"/>
-        </w:rPr>
-        <w:t xml:space="preserve">Paul asking for prayer: </w:t>
-      </w:r>
-      <w:r>
-        <w:rPr>
-          <w:i/>
-          <w:iCs/>
-          <w:highlight w:val="yellow"/>
-        </w:rPr>
-        <w:t>“strive together with me in prayers to God for me.”</w:t>
-      </w:r>
-      <w:r>
-        <w:t xml:space="preserve"> He believed prayer worked. 2 Corinthians 1:11 — when many pray, </w:t>
-      </w:r>
-      <w:r>
-        <w:rPr>
-          <w:i/>
-          <w:iCs/>
-        </w:rPr>
-        <w:t>“thanks may be given by many.”</w:t>
-      </w:r>
-      <w:r>
-        <w:t xml:space="preserve"> </w:t>
-      </w:r>
+      </w:pPr>
       <w:r>
         <w:rPr>
           <w:highlight w:val="yellow"/>
         </w:rPr>
         <w:t xml:space="preserve">When we face </w:t>
       </w:r>
-      <w:proofErr w:type="gramStart"/>
-      <w:r>
-        <w:rPr>
-          <w:highlight w:val="yellow"/>
-        </w:rPr>
-        <w:t>difficulties</w:t>
-      </w:r>
-      <w:proofErr w:type="gramEnd"/>
+      <w:r>
+        <w:rPr>
+          <w:highlight w:val="yellow"/>
+        </w:rPr>
+        <w:t>difficulties,</w:t>
+      </w:r>
       <w:r>
         <w:rPr>
           <w:highlight w:val="yellow"/>
         </w:rPr>
         <w:t xml:space="preserve"> we should let others know, so that they can pray and God can be praised; answered prayer deserves public thanks.</w:t>
-      </w:r>
-    </w:p>
-    <w:p>
-      <w:pPr>
-        <w:spacing w:before="60" w:after="160"/>
-        <w:ind w:left="300"/>
-      </w:pPr>
-      <w:r>
-        <w:rPr>
-          <w:i/>
-          <w:iCs/>
-          <w:color w:val="6B6B6B"/>
-          <w:sz w:val="21"/>
-          <w:szCs w:val="21"/>
-        </w:rPr>
-        <w:t>[Slot: your own story of a prayer answered — forty-five seconds, one scene.]</w:t>
       </w:r>
     </w:p>
     <w:p>
@@ -8684,40 +8877,11 @@
       <w:pPr>
         <w:keepNext/>
         <w:spacing w:before="200" w:after="60"/>
+        <w:rPr>
+          <w:u w:val="single"/>
+        </w:rPr>
       </w:pPr>
       <w:proofErr w:type="gramStart"/>
-      <w:r>
-        <w:rPr>
-          <w:b/>
-          <w:bCs/>
-          <w:color w:val="7A4A1D"/>
-          <w:spacing w:val="20"/>
-          <w:sz w:val="19"/>
-          <w:szCs w:val="19"/>
-        </w:rPr>
-        <w:t>SAY</w:t>
-      </w:r>
-      <w:proofErr w:type="gramEnd"/>
-    </w:p>
-    <w:p>
-      <w:pPr>
-        <w:spacing w:after="140" w:line="300" w:lineRule="auto"/>
-      </w:pPr>
-      <w:r>
-        <w:rPr>
-          <w:highlight w:val="yellow"/>
-        </w:rPr>
-        <w:t>“Hospitality means ‘love of strangers.’ It is not a production. It is an open door.”</w:t>
-      </w:r>
-    </w:p>
-    <w:p>
-      <w:pPr>
-        <w:keepNext/>
-        <w:spacing w:before="200" w:after="60"/>
-        <w:rPr>
-          <w:u w:val="single"/>
-        </w:rPr>
-      </w:pPr>
       <w:r>
         <w:rPr>
           <w:b/>
@@ -8728,6 +8892,51 @@
           <w:szCs w:val="19"/>
           <w:u w:val="single"/>
         </w:rPr>
+        <w:t>SAY</w:t>
+      </w:r>
+      <w:proofErr w:type="gramEnd"/>
+    </w:p>
+    <w:p>
+      <w:pPr>
+        <w:spacing w:after="140" w:line="300" w:lineRule="auto"/>
+      </w:pPr>
+      <w:r>
+        <w:rPr>
+          <w:highlight w:val="yellow"/>
+        </w:rPr>
+        <w:t>“</w:t>
+      </w:r>
+      <w:r>
+        <w:rPr>
+          <w:highlight w:val="yellow"/>
+        </w:rPr>
+        <w:t>Consider that h</w:t>
+      </w:r>
+      <w:r>
+        <w:rPr>
+          <w:highlight w:val="yellow"/>
+        </w:rPr>
+        <w:t>ospitality means ‘love of strangers.’ It is not a production. It is an open door.”</w:t>
+      </w:r>
+    </w:p>
+    <w:p>
+      <w:pPr>
+        <w:keepNext/>
+        <w:spacing w:before="200" w:after="60"/>
+        <w:rPr>
+          <w:u w:val="single"/>
+        </w:rPr>
+      </w:pPr>
+      <w:r>
+        <w:rPr>
+          <w:b/>
+          <w:bCs/>
+          <w:color w:val="7A4A1D"/>
+          <w:spacing w:val="20"/>
+          <w:sz w:val="19"/>
+          <w:szCs w:val="19"/>
+          <w:u w:val="single"/>
+        </w:rPr>
         <w:t>READ — HEBREWS 13:1–2</w:t>
       </w:r>
     </w:p>
@@ -8782,7 +8991,31 @@
         <w:rPr>
           <w:highlight w:val="yellow"/>
         </w:rPr>
-        <w:t>“Remember Sarah at the tent door this morning — kneading the meal for three strangers? That is the story Hebrews is pointing at. The greatest promise in the Old Testament was delivered over a meal an old couple served to strangers</w:t>
+        <w:t xml:space="preserve">“Remember Sarah at the tent door this morning — kneading the meal for three strangers? That is the story Hebrews is pointing at. </w:t>
+      </w:r>
+      <w:r>
+        <w:rPr>
+          <w:highlight w:val="yellow"/>
+        </w:rPr>
+        <w:t xml:space="preserve"> One of the</w:t>
+      </w:r>
+      <w:r>
+        <w:rPr>
+          <w:highlight w:val="yellow"/>
+        </w:rPr>
+        <w:t xml:space="preserve"> greatest promise</w:t>
+      </w:r>
+      <w:r>
+        <w:rPr>
+          <w:highlight w:val="yellow"/>
+        </w:rPr>
+        <w:t>s</w:t>
+      </w:r>
+      <w:r>
+        <w:rPr>
+          <w:highlight w:val="yellow"/>
+        </w:rPr>
+        <w:t xml:space="preserve"> in the Old Testament was delivered over a meal an old couple served to strangers</w:t>
       </w:r>
       <w:r>
         <w:t xml:space="preserve"> (Genesis 18:1–8).”</w:t>
@@ -8793,17 +9026,6 @@
         <w:keepNext/>
         <w:spacing w:before="200" w:after="60"/>
       </w:pPr>
-      <w:r>
-        <w:rPr>
-          <w:b/>
-          <w:bCs/>
-          <w:color w:val="7A4A1D"/>
-          <w:spacing w:val="20"/>
-          <w:sz w:val="19"/>
-          <w:szCs w:val="19"/>
-        </w:rPr>
-        <w:t xml:space="preserve">TELL — </w:t>
-      </w:r>
       <w:r>
         <w:rPr>
           <w:b/>
@@ -8814,6 +9036,29 @@
           <w:szCs w:val="19"/>
           <w:u w:val="single"/>
         </w:rPr>
+        <w:t>TELL —</w:t>
+      </w:r>
+      <w:r>
+        <w:rPr>
+          <w:b/>
+          <w:bCs/>
+          <w:color w:val="7A4A1D"/>
+          <w:spacing w:val="20"/>
+          <w:sz w:val="19"/>
+          <w:szCs w:val="19"/>
+        </w:rPr>
+        <w:t xml:space="preserve"> </w:t>
+      </w:r>
+      <w:r>
+        <w:rPr>
+          <w:b/>
+          <w:bCs/>
+          <w:color w:val="7A4A1D"/>
+          <w:spacing w:val="20"/>
+          <w:sz w:val="19"/>
+          <w:szCs w:val="19"/>
+          <w:u w:val="single"/>
+        </w:rPr>
         <w:t>TWO OPEN DOORS</w:t>
       </w:r>
     </w:p>
@@ -8916,21 +9161,36 @@
         <w:rPr>
           <w:highlight w:val="yellow"/>
         </w:rPr>
-        <w:t xml:space="preserve"> (NET: </w:t>
-      </w:r>
-      <w:r>
-        <w:rPr>
-          <w:i/>
-          <w:iCs/>
+        <w:t xml:space="preserve"> </w:t>
+      </w:r>
+      <w:r>
+        <w:rPr>
+          <w:strike/>
+          <w:highlight w:val="yellow"/>
+        </w:rPr>
+        <w:t xml:space="preserve">(NET: </w:t>
+      </w:r>
+      <w:r>
+        <w:rPr>
+          <w:i/>
+          <w:iCs/>
+          <w:strike/>
           <w:highlight w:val="yellow"/>
         </w:rPr>
         <w:t>pursue</w:t>
       </w:r>
       <w:r>
         <w:rPr>
-          <w:highlight w:val="yellow"/>
-        </w:rPr>
-        <w:t xml:space="preserve"> it). 1 Peter 4:9 — </w:t>
+          <w:strike/>
+          <w:highlight w:val="yellow"/>
+        </w:rPr>
+        <w:t xml:space="preserve"> it)</w:t>
+      </w:r>
+      <w:r>
+        <w:rPr>
+          <w:highlight w:val="yellow"/>
+        </w:rPr>
+        <w:t xml:space="preserve">. 1 Peter 4:9 — </w:t>
       </w:r>
       <w:r>
         <w:rPr>
@@ -8944,7 +9204,19 @@
         <w:rPr>
           <w:highlight w:val="yellow"/>
         </w:rPr>
-        <w:t xml:space="preserve"> Hospitality costs something; serving cheerfully is where the joy is.</w:t>
+        <w:t xml:space="preserve"> Hospitality costs something; </w:t>
+      </w:r>
+      <w:r>
+        <w:rPr>
+          <w:highlight w:val="yellow"/>
+        </w:rPr>
+        <w:t xml:space="preserve">it is a sacrifice; </w:t>
+      </w:r>
+      <w:r>
+        <w:rPr>
+          <w:highlight w:val="yellow"/>
+        </w:rPr>
+        <w:t>serving cheerfully is where the joy is.</w:t>
       </w:r>
     </w:p>
     <w:p>
@@ -8969,7 +9241,16 @@
         <w:t>‘all have sinned and fall short of the glory of God’</w:t>
       </w:r>
       <w:r>
-        <w:t xml:space="preserve"> (Romans 3:23).” Give a World Bible School DVD; leave a church card with your tip; invite someone to just read the Bible together and talk about it; share your joy in being a Christian (2 Corinthians 1:24). Like an evergreen, we can grow sweeter, more mellow, and more alert to the needs right in our own neighborhood.</w:t>
+        <w:t xml:space="preserve"> (Romans 3:23).” </w:t>
+      </w:r>
+    </w:p>
+    <w:p>
+      <w:pPr>
+        <w:spacing w:after="140" w:line="300" w:lineRule="auto"/>
+        <w:ind w:left="720"/>
+      </w:pPr>
+      <w:r>
+        <w:t>Give a World Bible School DVD; leave a church card with your tip; invite someone to just read the Bible together and talk about it; share your joy in being a Christian (2 Corinthians 1:24). Like an evergreen, we can grow sweeter, more mellow, and more alert to the needs right in our own neighborhood.</w:t>
       </w:r>
     </w:p>
     <w:p>
@@ -9303,11 +9584,11 @@
         <w:spacing w:after="140" w:line="300" w:lineRule="auto"/>
       </w:pPr>
       <w:r>
-        <w:t xml:space="preserve">Psalm 92:14 · Philippians 1:12–26 · Philemon 9 · Titus 2:1–8 · 1 Peter 3:2 · Hebrews 13:4 · Ruth 2:22; 3:1–5 · Acts 4:36–37; 9:26–27; 11:23–26; 15:37–39 · 2 Timothy 4:11 · Philippians 4:5 · Hebrews 3:12–15 · John 17:3 · Acts 12:1–17; 21:5 · Romans 15:30 · 2 </w:t>
+        <w:t xml:space="preserve">Psalm 92:14 · Philippians 1:12–26 · Philemon 9 · Titus 2:1–8 · 1 Peter 3:2 · Hebrews 13:4 · Ruth 2:22; 3:1–5 · Acts 4:36–37; 9:26–27; 11:23–26; 15:37–39 · 2 Timothy 4:11 · </w:t>
       </w:r>
       <w:r>
         <w:lastRenderedPageBreak/>
-        <w:t>Corinthians 1:8–11 · Genesis 18:1–8 · 2 Kings 4:8–17 · Acts 16:14–15, 40 · Romans 12:9–21 · 1 Peter 4:9 · Romans 3:23 · 2 Corinthians 1:24</w:t>
+        <w:t>Philippians 4:5 · Hebrews 3:12–15 · John 17:3 · Acts 12:1–17; 21:5 · Romans 15:30 · 2 Corinthians 1:8–11 · Genesis 18:1–8 · 2 Kings 4:8–17 · Acts 16:14–15, 40 · Romans 12:9–21 · 1 Peter 4:9 · Romans 3:23 · 2 Corinthians 1:24</w:t>
       </w:r>
     </w:p>
     <w:p>
@@ -10486,7 +10767,22 @@
         <w:spacing w:after="140" w:line="300" w:lineRule="auto"/>
       </w:pPr>
       <w:r>
-        <w:t>“Hope is certainty, not wishful thinking.”</w:t>
+        <w:rPr>
+          <w:highlight w:val="yellow"/>
+        </w:rPr>
+        <w:t>“</w:t>
+      </w:r>
+      <w:r>
+        <w:rPr>
+          <w:highlight w:val="yellow"/>
+        </w:rPr>
+        <w:t>Consider that h</w:t>
+      </w:r>
+      <w:r>
+        <w:rPr>
+          <w:highlight w:val="yellow"/>
+        </w:rPr>
+        <w:t>ope is certainty, not wishful thinking.”</w:t>
       </w:r>
     </w:p>
     <w:p>
@@ -11032,12 +11328,38 @@
     <w:p>
       <w:pPr>
         <w:spacing w:after="140" w:line="300" w:lineRule="auto"/>
-      </w:pPr>
-      <w:r>
-        <w:rPr>
-          <w:highlight w:val="yellow"/>
-        </w:rPr>
-        <w:t xml:space="preserve">“You are a precious treasure — a daughter of the King, a sister to the </w:t>
+        <w:rPr>
+          <w:highlight w:val="yellow"/>
+        </w:rPr>
+      </w:pPr>
+      <w:r>
+        <w:rPr>
+          <w:highlight w:val="yellow"/>
+        </w:rPr>
+        <w:t>[ Jo Anna – My Precious One…]</w:t>
+      </w:r>
+    </w:p>
+    <w:p>
+      <w:pPr>
+        <w:spacing w:after="140" w:line="300" w:lineRule="auto"/>
+      </w:pPr>
+      <w:r>
+        <w:rPr>
+          <w:highlight w:val="yellow"/>
+        </w:rPr>
+        <w:t>“</w:t>
+      </w:r>
+      <w:r>
+        <w:rPr>
+          <w:highlight w:val="yellow"/>
+        </w:rPr>
+        <w:t>Consider that y</w:t>
+      </w:r>
+      <w:r>
+        <w:rPr>
+          <w:highlight w:val="yellow"/>
+        </w:rPr>
+        <w:t xml:space="preserve">ou are a precious treasure — a daughter of the King, a sister to the </w:t>
       </w:r>
       <w:proofErr w:type="gramStart"/>
       <w:r>
@@ -11528,7 +11850,13 @@
         <w:t>The baton was in Sarah’s hand, and Caleb’s, and Anna’s, and Naomi’s, and Mrs. Lowery’s — and now it is in yours,</w:t>
       </w:r>
       <w:r>
-        <w:t xml:space="preserve"> until Christ returns. God allots just enough time for the work He allots. John 6:29: </w:t>
+        <w:t xml:space="preserve"> until Christ returns. God allots just enough time for the work He </w:t>
+      </w:r>
+      <w:r>
+        <w:t>assigns</w:t>
+      </w:r>
+      <w:r>
+        <w:t xml:space="preserve">. John 6:29: </w:t>
       </w:r>
       <w:r>
         <w:rPr>
@@ -11776,14 +12104,6 @@
         <w:spacing w:after="140" w:line="300" w:lineRule="auto"/>
       </w:pPr>
       <w:r>
-        <w:t xml:space="preserve">Name what is in the room — loss, illness, loneliness, disappointment. </w:t>
-      </w:r>
-    </w:p>
-    <w:p>
-      <w:pPr>
-        <w:spacing w:after="140" w:line="300" w:lineRule="auto"/>
-      </w:pPr>
-      <w:r>
         <w:t xml:space="preserve">Psalm 46 — </w:t>
       </w:r>
       <w:r>
@@ -11810,22 +12130,6 @@
           <w:highlight w:val="yellow"/>
         </w:rPr>
         <w:t>“Yet God is FAITHFUL.”</w:t>
-      </w:r>
-    </w:p>
-    <w:p>
-      <w:pPr>
-        <w:spacing w:before="60" w:after="160"/>
-        <w:ind w:left="300"/>
-      </w:pPr>
-      <w:r>
-        <w:rPr>
-          <w:i/>
-          <w:iCs/>
-          <w:color w:val="6B6B6B"/>
-          <w:sz w:val="21"/>
-          <w:szCs w:val="21"/>
-        </w:rPr>
-        <w:t>[Optional picture: Moses at a hundred and twenty on Mount Nebo — “his eyes were not dim nor his natural vigor diminished” (Deuteronomy 34:7) — and God showed him the whole promised land before He took him home.]</w:t>
       </w:r>
     </w:p>
     <w:p>
@@ -11895,18 +12199,7 @@
                 <w:sz w:val="26"/>
                 <w:szCs w:val="26"/>
               </w:rPr>
-              <w:t xml:space="preserve">“It is finished” was said over you too. </w:t>
-            </w:r>
-            <w:r>
-              <w:rPr>
-                <w:b/>
-                <w:bCs/>
-                <w:color w:val="3E5C4A"/>
-                <w:sz w:val="26"/>
-                <w:szCs w:val="26"/>
-                <w:u w:val="single"/>
-              </w:rPr>
-              <w:t>He who began will complete</w:t>
+              <w:t>He who has begun a good work in you will complete it</w:t>
             </w:r>
             <w:r>
               <w:rPr>
@@ -11974,7 +12267,31 @@
         <w:rPr>
           <w:highlight w:val="yellow"/>
         </w:rPr>
-        <w:t>“When Dorcas died, nobody read her will. The widows held up her sewing.”</w:t>
+        <w:t xml:space="preserve">“When Dorcas died, nobody read her will. </w:t>
+      </w:r>
+      <w:r>
+        <w:rPr>
+          <w:highlight w:val="yellow"/>
+        </w:rPr>
+        <w:t xml:space="preserve"> Instead, t</w:t>
+      </w:r>
+      <w:r>
+        <w:rPr>
+          <w:highlight w:val="yellow"/>
+        </w:rPr>
+        <w:t>he widows held up her sewing</w:t>
+      </w:r>
+      <w:r>
+        <w:rPr>
+          <w:highlight w:val="yellow"/>
+        </w:rPr>
+        <w:t xml:space="preserve"> looking at her workmanship</w:t>
+      </w:r>
+      <w:r>
+        <w:rPr>
+          <w:highlight w:val="yellow"/>
+        </w:rPr>
+        <w:t>.”</w:t>
       </w:r>
     </w:p>
     <w:p>
@@ -11991,45 +12308,45 @@
           <w:sz w:val="19"/>
           <w:szCs w:val="19"/>
         </w:rPr>
+        <w:t>TELL — DORCAS (ACTS 9:36–42)</w:t>
+      </w:r>
+    </w:p>
+    <w:p>
+      <w:pPr>
+        <w:spacing w:after="140" w:line="300" w:lineRule="auto"/>
+      </w:pPr>
+      <w:r>
+        <w:rPr>
+          <w:b/>
+          <w:bCs/>
+        </w:rPr>
+        <w:t>Scene:</w:t>
+      </w:r>
+      <w:r>
+        <w:t xml:space="preserve"> Joppa. A disciple named Tabitha — Dorcas — </w:t>
+      </w:r>
+      <w:r>
+        <w:rPr>
+          <w:i/>
+          <w:iCs/>
+          <w:highlight w:val="yellow"/>
+        </w:rPr>
+        <w:t>“full of good works and charitable deeds.”</w:t>
+      </w:r>
+      <w:r>
+        <w:t xml:space="preserve"> She got sick, and she died. They washed her and laid her in an upper room and sent for Peter. </w:t>
+      </w:r>
+    </w:p>
+    <w:p>
+      <w:pPr>
+        <w:spacing w:after="140" w:line="300" w:lineRule="auto"/>
+      </w:pPr>
+      <w:r>
+        <w:rPr>
+          <w:b/>
+          <w:bCs/>
+        </w:rPr>
         <w:lastRenderedPageBreak/>
-        <w:t>TELL — DORCAS (ACTS 9:36–42)</w:t>
-      </w:r>
-    </w:p>
-    <w:p>
-      <w:pPr>
-        <w:spacing w:after="140" w:line="300" w:lineRule="auto"/>
-      </w:pPr>
-      <w:r>
-        <w:rPr>
-          <w:b/>
-          <w:bCs/>
-        </w:rPr>
-        <w:t>Scene:</w:t>
-      </w:r>
-      <w:r>
-        <w:t xml:space="preserve"> Joppa. A disciple named Tabitha — Dorcas — </w:t>
-      </w:r>
-      <w:r>
-        <w:rPr>
-          <w:i/>
-          <w:iCs/>
-          <w:highlight w:val="yellow"/>
-        </w:rPr>
-        <w:t>“full of good works and charitable deeds.”</w:t>
-      </w:r>
-      <w:r>
-        <w:t xml:space="preserve"> She got sick, and she died. They washed her and laid her in an upper room and sent for Peter. </w:t>
-      </w:r>
-    </w:p>
-    <w:p>
-      <w:pPr>
-        <w:spacing w:after="140" w:line="300" w:lineRule="auto"/>
-      </w:pPr>
-      <w:r>
-        <w:rPr>
-          <w:b/>
-          <w:bCs/>
-        </w:rPr>
         <w:t>Turn:</w:t>
       </w:r>
       <w:r>
@@ -12394,7 +12711,13 @@
         <w:t>legacy</w:t>
       </w:r>
       <w:r>
-        <w:t xml:space="preserve"> — we prepare our wills. Yet our greatest will is that they would follow the Savior. I have decided to write a letter to those I love, to be given upon my departure from this life. It will go something like this — </w:t>
+        <w:t xml:space="preserve"> — we prepare our wills. Yet our greatest will is that </w:t>
+      </w:r>
+      <w:r>
+        <w:t>our people</w:t>
+      </w:r>
+      <w:r>
+        <w:t xml:space="preserve"> would follow the Savior. I have decided to write a letter to those I love, to be given upon my departure from this life. It will go something like this — </w:t>
       </w:r>
       <w:r>
         <w:rPr>
@@ -12479,14 +12802,7 @@
         <w:rPr>
           <w:highlight w:val="yellow"/>
         </w:rPr>
-        <w:t xml:space="preserve"> they are </w:t>
-      </w:r>
-      <w:r>
-        <w:rPr>
-          <w:highlight w:val="yellow"/>
-        </w:rPr>
-        <w:lastRenderedPageBreak/>
-        <w:t>grieving you they may be most reachable for the Lord. And pray over your letter as you seal it.</w:t>
+        <w:t xml:space="preserve"> they are grieving you they may be most reachable for the Lord. And pray over your letter as you seal it.</w:t>
       </w:r>
     </w:p>
     <w:p>
@@ -12529,6 +12845,7 @@
           <w:sz w:val="19"/>
           <w:szCs w:val="19"/>
         </w:rPr>
+        <w:lastRenderedPageBreak/>
         <w:t>LAND</w:t>
       </w:r>
     </w:p>
@@ -12582,7 +12899,17 @@
                 <w:sz w:val="26"/>
                 <w:szCs w:val="26"/>
               </w:rPr>
-              <w:t>Your labor is not in vain. Somebody will hold up what you made.</w:t>
+              <w:t>Your labor is not in vain. Somebody will hold up what you made</w:t>
+            </w:r>
+            <w:r>
+              <w:rPr>
+                <w:b/>
+                <w:bCs/>
+                <w:color w:val="3E5C4A"/>
+                <w:sz w:val="26"/>
+                <w:szCs w:val="26"/>
+              </w:rPr>
+              <w:t xml:space="preserve"> and admire your workmanship.</w:t>
             </w:r>
           </w:p>
         </w:tc>
@@ -13071,7 +13398,6 @@
         <w:spacing w:after="100" w:line="290" w:lineRule="auto"/>
       </w:pPr>
       <w:r>
-        <w:lastRenderedPageBreak/>
         <w:t>Like Simeon, what are you still watching and waiting for — and what does faithful waiting look like?</w:t>
       </w:r>
     </w:p>
@@ -13095,7 +13421,11 @@
         <w:spacing w:after="140" w:line="300" w:lineRule="auto"/>
       </w:pPr>
       <w:r>
-        <w:t>1 Corinthians 15:19 · 1 John 3:1–3 · Hebrews 6:13–20 · Romans 13:11–14 · Philippians 4:5 · James 5:8 · 1 Peter 4:7 · Revelation 1:7 · 1 Samuel 25:1–42 · Hebrews 2:10–11 · Romans 8:31–39 · Romans 1:5; 16:26 · John 6:29; 5:36; 17:4; 19:30 · 2 Corinthians 4:16–18 · Romans 12:1–2 · Psalm 46 · 1 Corinthians 10:13 · Deuteronomy 34:7 · Acts 9:36–42 · 2 Corinthians 5 · Matthew 5:16 · 2 Corinthians 3:18 · Philippians 2:14–16 · Philippians 3:20–21 · Romans 8:19–25 · Revelation 21–22 · Luke 2:25–35 · 1 Corinthians 15:54 · Psalm 103</w:t>
+        <w:t xml:space="preserve">1 Corinthians 15:19 · 1 John 3:1–3 · Hebrews 6:13–20 · Romans 13:11–14 · Philippians 4:5 · James 5:8 · 1 Peter 4:7 · Revelation 1:7 · 1 Samuel 25:1–42 · Hebrews 2:10–11 · Romans </w:t>
+      </w:r>
+      <w:r>
+        <w:lastRenderedPageBreak/>
+        <w:t>8:31–39 · Romans 1:5; 16:26 · John 6:29; 5:36; 17:4; 19:30 · 2 Corinthians 4:16–18 · Romans 12:1–2 · Psalm 46 · 1 Corinthians 10:13 · Deuteronomy 34:7 · Acts 9:36–42 · 2 Corinthians 5 · Matthew 5:16 · 2 Corinthians 3:18 · Philippians 2:14–16 · Philippians 3:20–21 · Romans 8:19–25 · Revelation 21–22 · Luke 2:25–35 · 1 Corinthians 15:54 · Psalm 103</w:t>
       </w:r>
     </w:p>
     <w:p>
@@ -14210,6 +14540,13 @@
       <w:color w:val="auto"/>
     </w:rPr>
   </w:style>
+  <w:style w:type="paragraph" w:styleId="Revision">
+    <w:name w:val="Revision"/>
+    <w:hidden/>
+    <w:uiPriority w:val="99"/>
+    <w:semiHidden/>
+    <w:rsid w:val="00DA549C"/>
+  </w:style>
 </w:styles>
 </file>
 
